--- a/submission-report.docx
+++ b/submission-report.docx
@@ -19,7 +19,7 @@
         </w:numPr>
       </w:pPr>
       <w:r>
-        <w:t xml:space="preserve">Submission generated at 08/27/2026 at 01:52:04</w:t>
+        <w:t xml:space="preserve">Submission generated at 08/27/2026 at 17:41:50</w:t>
       </w:r>
     </w:p>
     <w:p>
@@ -30,7 +30,7 @@
         </w:numPr>
       </w:pPr>
       <w:r>
-        <w:t xml:space="preserve">Machine info: Linux runnervm76f27 6.17.0-1022-azure #22-Ubuntu SMP Mon Jul 27 17:24:03 UTC 2026 x86_64 x86_64 x86_64 GNU/Linux</w:t>
+        <w:t xml:space="preserve">Machine info: Linux runnervmgx7h7 6.17.0-1022-azure #22-Ubuntu SMP Mon Jul 27 17:24:03 UTC 2026 x86_64 x86_64 x86_64 GNU/Linux</w:t>
       </w:r>
     </w:p>
     <w:bookmarkStart w:id="20" w:name="note-to-students"/>
@@ -344,7 +344,7 @@
         <w:rPr>
           <w:rStyle w:val="StringTok"/>
         </w:rPr>
-        <w:t xml:space="preserve">'/home/runner/work/makefile-project-starter/makefile-project-starter'</w:t>
+        <w:t xml:space="preserve">'/home/runner/work/CS425P0/CS425P0'</w:t>
       </w:r>
       <w:r>
         <w:br/>
@@ -764,7 +764,7 @@
         <w:rPr>
           <w:rStyle w:val="StringTok"/>
         </w:rPr>
-        <w:t xml:space="preserve">'/home/runner/work/makefile-project-starter/makefile-project-starter'</w:t>
+        <w:t xml:space="preserve">'/home/runner/work/CS425P0/CS425P0'</w:t>
       </w:r>
       <w:r>
         <w:br/>
@@ -809,7 +809,7 @@
         <w:rPr>
           <w:rStyle w:val="StringTok"/>
         </w:rPr>
-        <w:t xml:space="preserve">'/home/runner/work/makefile-project-starter/makefile-project-starter'</w:t>
+        <w:t xml:space="preserve">'/home/runner/work/CS425P0/CS425P0'</w:t>
       </w:r>
       <w:r>
         <w:br/>
@@ -1679,7 +1679,7 @@
         <w:rPr>
           <w:rStyle w:val="StringTok"/>
         </w:rPr>
-        <w:t xml:space="preserve">'/home/runner/work/makefile-project-starter/makefile-project-starter'</w:t>
+        <w:t xml:space="preserve">'/home/runner/work/CS425P0/CS425P0'</w:t>
       </w:r>
       <w:r>
         <w:br/>
@@ -1724,7 +1724,7 @@
         <w:rPr>
           <w:rStyle w:val="StringTok"/>
         </w:rPr>
-        <w:t xml:space="preserve">'/home/runner/work/makefile-project-starter/makefile-project-starter'</w:t>
+        <w:t xml:space="preserve">'/home/runner/work/CS425P0/CS425P0'</w:t>
       </w:r>
       <w:r>
         <w:br/>
@@ -2378,7 +2378,7 @@
         <w:rPr>
           <w:rStyle w:val="StringTok"/>
         </w:rPr>
-        <w:t xml:space="preserve">'/home/runner/work/makefile-project-starter/makefile-project-starter'</w:t>
+        <w:t xml:space="preserve">'/home/runner/work/CS425P0/CS425P0'</w:t>
       </w:r>
       <w:r>
         <w:br/>
@@ -2423,7 +2423,7 @@
         <w:rPr>
           <w:rStyle w:val="StringTok"/>
         </w:rPr>
-        <w:t xml:space="preserve">'/home/runner/work/makefile-project-starter/makefile-project-starter'</w:t>
+        <w:t xml:space="preserve">'/home/runner/work/CS425P0/CS425P0'</w:t>
       </w:r>
       <w:r>
         <w:br/>
@@ -3167,7 +3167,7 @@
         <w:rPr>
           <w:rStyle w:val="StringTok"/>
         </w:rPr>
-        <w:t xml:space="preserve">'/home/runner/work/makefile-project-starter/makefile-project-starter'</w:t>
+        <w:t xml:space="preserve">'/home/runner/work/CS425P0/CS425P0'</w:t>
       </w:r>
       <w:r>
         <w:br/>
@@ -3308,10 +3308,7 @@
         <w:rPr>
           <w:rStyle w:val="ExtensionTok"/>
         </w:rPr>
-        <w:t xml:space="preserve">tests/lab-test.c:32:test_get_greeting:PASS</w:t>
-      </w:r>
-      <w:r>
-        <w:br/>
+        <w:t xml:space="preserve">tests/lab-test.c:46:test_get_greeting:PASS</w:t>
       </w:r>
       <w:r>
         <w:br/>
@@ -3320,6 +3317,87 @@
         <w:rPr>
           <w:rStyle w:val="ExtensionTok"/>
         </w:rPr>
+        <w:t xml:space="preserve">Setting</w:t>
+      </w:r>
+      <w:r>
+        <w:rPr>
+          <w:rStyle w:val="NormalTok"/>
+        </w:rPr>
+        <w:t xml:space="preserve"> up tests...</w:t>
+      </w:r>
+      <w:r>
+        <w:br/>
+      </w:r>
+      <w:r>
+        <w:rPr>
+          <w:rStyle w:val="ExtensionTok"/>
+        </w:rPr>
+        <w:t xml:space="preserve">Tearing</w:t>
+      </w:r>
+      <w:r>
+        <w:rPr>
+          <w:rStyle w:val="NormalTok"/>
+        </w:rPr>
+        <w:t xml:space="preserve"> down tests...</w:t>
+      </w:r>
+      <w:r>
+        <w:br/>
+      </w:r>
+      <w:r>
+        <w:rPr>
+          <w:rStyle w:val="ExtensionTok"/>
+        </w:rPr>
+        <w:t xml:space="preserve">tests/lab-test.c:47:test_product_of_two_integers:PASS</w:t>
+      </w:r>
+      <w:r>
+        <w:br/>
+      </w:r>
+      <w:r>
+        <w:rPr>
+          <w:rStyle w:val="ExtensionTok"/>
+        </w:rPr>
+        <w:t xml:space="preserve">Setting</w:t>
+      </w:r>
+      <w:r>
+        <w:rPr>
+          <w:rStyle w:val="NormalTok"/>
+        </w:rPr>
+        <w:t xml:space="preserve"> up tests...</w:t>
+      </w:r>
+      <w:r>
+        <w:br/>
+      </w:r>
+      <w:r>
+        <w:rPr>
+          <w:rStyle w:val="ExtensionTok"/>
+        </w:rPr>
+        <w:t xml:space="preserve">Tearing</w:t>
+      </w:r>
+      <w:r>
+        <w:rPr>
+          <w:rStyle w:val="NormalTok"/>
+        </w:rPr>
+        <w:t xml:space="preserve"> down tests...</w:t>
+      </w:r>
+      <w:r>
+        <w:br/>
+      </w:r>
+      <w:r>
+        <w:rPr>
+          <w:rStyle w:val="ExtensionTok"/>
+        </w:rPr>
+        <w:t xml:space="preserve">tests/lab-test.c:48:test_incorrect_sum_of_two_integers:PASS</w:t>
+      </w:r>
+      <w:r>
+        <w:br/>
+      </w:r>
+      <w:r>
+        <w:br/>
+      </w:r>
+      <w:r>
+        <w:rPr>
+          <w:rStyle w:val="ExtensionTok"/>
+        </w:rPr>
         <w:t xml:space="preserve">-----------------------</w:t>
       </w:r>
       <w:r>
@@ -3329,7 +3407,7 @@
         <w:rPr>
           <w:rStyle w:val="ExtensionTok"/>
         </w:rPr>
-        <w:t xml:space="preserve">1</w:t>
+        <w:t xml:space="preserve">3</w:t>
       </w:r>
       <w:r>
         <w:rPr>
@@ -3392,10 +3470,7 @@
         <w:rPr>
           <w:rStyle w:val="ExtensionTok"/>
         </w:rPr>
-        <w:t xml:space="preserve">tests/lab-test.c:32:test_get_greeting:PASS</w:t>
-      </w:r>
-      <w:r>
-        <w:br/>
+        <w:t xml:space="preserve">tests/lab-test.c:46:test_get_greeting:PASS</w:t>
       </w:r>
       <w:r>
         <w:br/>
@@ -3404,6 +3479,87 @@
         <w:rPr>
           <w:rStyle w:val="ExtensionTok"/>
         </w:rPr>
+        <w:t xml:space="preserve">Setting</w:t>
+      </w:r>
+      <w:r>
+        <w:rPr>
+          <w:rStyle w:val="NormalTok"/>
+        </w:rPr>
+        <w:t xml:space="preserve"> up tests...</w:t>
+      </w:r>
+      <w:r>
+        <w:br/>
+      </w:r>
+      <w:r>
+        <w:rPr>
+          <w:rStyle w:val="ExtensionTok"/>
+        </w:rPr>
+        <w:t xml:space="preserve">Tearing</w:t>
+      </w:r>
+      <w:r>
+        <w:rPr>
+          <w:rStyle w:val="NormalTok"/>
+        </w:rPr>
+        <w:t xml:space="preserve"> down tests...</w:t>
+      </w:r>
+      <w:r>
+        <w:br/>
+      </w:r>
+      <w:r>
+        <w:rPr>
+          <w:rStyle w:val="ExtensionTok"/>
+        </w:rPr>
+        <w:t xml:space="preserve">tests/lab-test.c:47:test_product_of_two_integers:PASS</w:t>
+      </w:r>
+      <w:r>
+        <w:br/>
+      </w:r>
+      <w:r>
+        <w:rPr>
+          <w:rStyle w:val="ExtensionTok"/>
+        </w:rPr>
+        <w:t xml:space="preserve">Setting</w:t>
+      </w:r>
+      <w:r>
+        <w:rPr>
+          <w:rStyle w:val="NormalTok"/>
+        </w:rPr>
+        <w:t xml:space="preserve"> up tests...</w:t>
+      </w:r>
+      <w:r>
+        <w:br/>
+      </w:r>
+      <w:r>
+        <w:rPr>
+          <w:rStyle w:val="ExtensionTok"/>
+        </w:rPr>
+        <w:t xml:space="preserve">Tearing</w:t>
+      </w:r>
+      <w:r>
+        <w:rPr>
+          <w:rStyle w:val="NormalTok"/>
+        </w:rPr>
+        <w:t xml:space="preserve"> down tests...</w:t>
+      </w:r>
+      <w:r>
+        <w:br/>
+      </w:r>
+      <w:r>
+        <w:rPr>
+          <w:rStyle w:val="ExtensionTok"/>
+        </w:rPr>
+        <w:t xml:space="preserve">tests/lab-test.c:48:test_incorrect_sum_of_two_integers:PASS</w:t>
+      </w:r>
+      <w:r>
+        <w:br/>
+      </w:r>
+      <w:r>
+        <w:br/>
+      </w:r>
+      <w:r>
+        <w:rPr>
+          <w:rStyle w:val="ExtensionTok"/>
+        </w:rPr>
         <w:t xml:space="preserve">-----------------------</w:t>
       </w:r>
       <w:r>
@@ -3413,7 +3569,7 @@
         <w:rPr>
           <w:rStyle w:val="ExtensionTok"/>
         </w:rPr>
-        <w:t xml:space="preserve">1</w:t>
+        <w:t xml:space="preserve">3</w:t>
       </w:r>
       <w:r>
         <w:rPr>
@@ -3959,7 +4115,7 @@
         <w:rPr>
           <w:rStyle w:val="NormalTok"/>
         </w:rPr>
-        <w:t xml:space="preserve">                                      8        8   100%</w:t>
+        <w:t xml:space="preserve">                                     13       13   100%</w:t>
       </w:r>
       <w:r>
         <w:br/>
@@ -3983,7 +4139,7 @@
         <w:rPr>
           <w:rStyle w:val="NormalTok"/>
         </w:rPr>
-        <w:t xml:space="preserve">                                          8        8   100%</w:t>
+        <w:t xml:space="preserve">                                         13       13   100%</w:t>
       </w:r>
       <w:r>
         <w:br/>
@@ -4073,10 +4229,7 @@
         <w:rPr>
           <w:rStyle w:val="ExtensionTok"/>
         </w:rPr>
-        <w:t xml:space="preserve">tests/lab-test.c:32:test_get_greeting:PASS</w:t>
-      </w:r>
-      <w:r>
-        <w:br/>
+        <w:t xml:space="preserve">tests/lab-test.c:46:test_get_greeting:PASS</w:t>
       </w:r>
       <w:r>
         <w:br/>
@@ -4085,6 +4238,87 @@
         <w:rPr>
           <w:rStyle w:val="ExtensionTok"/>
         </w:rPr>
+        <w:t xml:space="preserve">Setting</w:t>
+      </w:r>
+      <w:r>
+        <w:rPr>
+          <w:rStyle w:val="NormalTok"/>
+        </w:rPr>
+        <w:t xml:space="preserve"> up tests...</w:t>
+      </w:r>
+      <w:r>
+        <w:br/>
+      </w:r>
+      <w:r>
+        <w:rPr>
+          <w:rStyle w:val="ExtensionTok"/>
+        </w:rPr>
+        <w:t xml:space="preserve">Tearing</w:t>
+      </w:r>
+      <w:r>
+        <w:rPr>
+          <w:rStyle w:val="NormalTok"/>
+        </w:rPr>
+        <w:t xml:space="preserve"> down tests...</w:t>
+      </w:r>
+      <w:r>
+        <w:br/>
+      </w:r>
+      <w:r>
+        <w:rPr>
+          <w:rStyle w:val="ExtensionTok"/>
+        </w:rPr>
+        <w:t xml:space="preserve">tests/lab-test.c:47:test_product_of_two_integers:PASS</w:t>
+      </w:r>
+      <w:r>
+        <w:br/>
+      </w:r>
+      <w:r>
+        <w:rPr>
+          <w:rStyle w:val="ExtensionTok"/>
+        </w:rPr>
+        <w:t xml:space="preserve">Setting</w:t>
+      </w:r>
+      <w:r>
+        <w:rPr>
+          <w:rStyle w:val="NormalTok"/>
+        </w:rPr>
+        <w:t xml:space="preserve"> up tests...</w:t>
+      </w:r>
+      <w:r>
+        <w:br/>
+      </w:r>
+      <w:r>
+        <w:rPr>
+          <w:rStyle w:val="ExtensionTok"/>
+        </w:rPr>
+        <w:t xml:space="preserve">Tearing</w:t>
+      </w:r>
+      <w:r>
+        <w:rPr>
+          <w:rStyle w:val="NormalTok"/>
+        </w:rPr>
+        <w:t xml:space="preserve"> down tests...</w:t>
+      </w:r>
+      <w:r>
+        <w:br/>
+      </w:r>
+      <w:r>
+        <w:rPr>
+          <w:rStyle w:val="ExtensionTok"/>
+        </w:rPr>
+        <w:t xml:space="preserve">tests/lab-test.c:48:test_incorrect_sum_of_two_integers:PASS</w:t>
+      </w:r>
+      <w:r>
+        <w:br/>
+      </w:r>
+      <w:r>
+        <w:br/>
+      </w:r>
+      <w:r>
+        <w:rPr>
+          <w:rStyle w:val="ExtensionTok"/>
+        </w:rPr>
         <w:t xml:space="preserve">-----------------------</w:t>
       </w:r>
       <w:r>
@@ -4094,7 +4328,7 @@
         <w:rPr>
           <w:rStyle w:val="ExtensionTok"/>
         </w:rPr>
-        <w:t xml:space="preserve">1</w:t>
+        <w:t xml:space="preserve">3</w:t>
       </w:r>
       <w:r>
         <w:rPr>
@@ -5132,6 +5366,390 @@
         </w:rPr>
         <w:t xml:space="preserve">}</w:t>
       </w:r>
+      <w:r>
+        <w:br/>
+      </w:r>
+      <w:r>
+        <w:br/>
+      </w:r>
+      <w:r>
+        <w:rPr>
+          <w:rStyle w:val="DataTypeTok"/>
+        </w:rPr>
+        <w:t xml:space="preserve">int</w:t>
+      </w:r>
+      <w:r>
+        <w:rPr>
+          <w:rStyle w:val="NormalTok"/>
+        </w:rPr>
+        <w:t xml:space="preserve"> product_of_two_integers</w:t>
+      </w:r>
+      <w:r>
+        <w:rPr>
+          <w:rStyle w:val="OperatorTok"/>
+        </w:rPr>
+        <w:t xml:space="preserve">(</w:t>
+      </w:r>
+      <w:r>
+        <w:rPr>
+          <w:rStyle w:val="DataTypeTok"/>
+        </w:rPr>
+        <w:t xml:space="preserve">int</w:t>
+      </w:r>
+      <w:r>
+        <w:rPr>
+          <w:rStyle w:val="NormalTok"/>
+        </w:rPr>
+        <w:t xml:space="preserve"> a</w:t>
+      </w:r>
+      <w:r>
+        <w:rPr>
+          <w:rStyle w:val="OperatorTok"/>
+        </w:rPr>
+        <w:t xml:space="preserve">,</w:t>
+      </w:r>
+      <w:r>
+        <w:rPr>
+          <w:rStyle w:val="NormalTok"/>
+        </w:rPr>
+        <w:t xml:space="preserve"> </w:t>
+      </w:r>
+      <w:r>
+        <w:rPr>
+          <w:rStyle w:val="DataTypeTok"/>
+        </w:rPr>
+        <w:t xml:space="preserve">int</w:t>
+      </w:r>
+      <w:r>
+        <w:rPr>
+          <w:rStyle w:val="NormalTok"/>
+        </w:rPr>
+        <w:t xml:space="preserve"> b</w:t>
+      </w:r>
+      <w:r>
+        <w:rPr>
+          <w:rStyle w:val="OperatorTok"/>
+        </w:rPr>
+        <w:t xml:space="preserve">)</w:t>
+      </w:r>
+      <w:r>
+        <w:br/>
+      </w:r>
+      <w:r>
+        <w:rPr>
+          <w:rStyle w:val="OperatorTok"/>
+        </w:rPr>
+        <w:t xml:space="preserve">{</w:t>
+      </w:r>
+      <w:r>
+        <w:br/>
+      </w:r>
+      <w:r>
+        <w:rPr>
+          <w:rStyle w:val="NormalTok"/>
+        </w:rPr>
+        <w:t xml:space="preserve">    </w:t>
+      </w:r>
+      <w:r>
+        <w:rPr>
+          <w:rStyle w:val="ControlFlowTok"/>
+        </w:rPr>
+        <w:t xml:space="preserve">return</w:t>
+      </w:r>
+      <w:r>
+        <w:rPr>
+          <w:rStyle w:val="NormalTok"/>
+        </w:rPr>
+        <w:t xml:space="preserve"> a </w:t>
+      </w:r>
+      <w:r>
+        <w:rPr>
+          <w:rStyle w:val="OperatorTok"/>
+        </w:rPr>
+        <w:t xml:space="preserve">*</w:t>
+      </w:r>
+      <w:r>
+        <w:rPr>
+          <w:rStyle w:val="NormalTok"/>
+        </w:rPr>
+        <w:t xml:space="preserve"> b</w:t>
+      </w:r>
+      <w:r>
+        <w:rPr>
+          <w:rStyle w:val="OperatorTok"/>
+        </w:rPr>
+        <w:t xml:space="preserve">;</w:t>
+      </w:r>
+      <w:r>
+        <w:br/>
+      </w:r>
+      <w:r>
+        <w:rPr>
+          <w:rStyle w:val="OperatorTok"/>
+        </w:rPr>
+        <w:t xml:space="preserve">}</w:t>
+      </w:r>
+      <w:r>
+        <w:br/>
+      </w:r>
+      <w:r>
+        <w:br/>
+      </w:r>
+      <w:r>
+        <w:rPr>
+          <w:rStyle w:val="DataTypeTok"/>
+        </w:rPr>
+        <w:t xml:space="preserve">int</w:t>
+      </w:r>
+      <w:r>
+        <w:rPr>
+          <w:rStyle w:val="NormalTok"/>
+        </w:rPr>
+        <w:t xml:space="preserve"> incorrect_sum_of_two_integers</w:t>
+      </w:r>
+      <w:r>
+        <w:rPr>
+          <w:rStyle w:val="OperatorTok"/>
+        </w:rPr>
+        <w:t xml:space="preserve">(</w:t>
+      </w:r>
+      <w:r>
+        <w:rPr>
+          <w:rStyle w:val="DataTypeTok"/>
+        </w:rPr>
+        <w:t xml:space="preserve">int</w:t>
+      </w:r>
+      <w:r>
+        <w:rPr>
+          <w:rStyle w:val="NormalTok"/>
+        </w:rPr>
+        <w:t xml:space="preserve"> a</w:t>
+      </w:r>
+      <w:r>
+        <w:rPr>
+          <w:rStyle w:val="OperatorTok"/>
+        </w:rPr>
+        <w:t xml:space="preserve">,</w:t>
+      </w:r>
+      <w:r>
+        <w:rPr>
+          <w:rStyle w:val="NormalTok"/>
+        </w:rPr>
+        <w:t xml:space="preserve"> </w:t>
+      </w:r>
+      <w:r>
+        <w:rPr>
+          <w:rStyle w:val="DataTypeTok"/>
+        </w:rPr>
+        <w:t xml:space="preserve">int</w:t>
+      </w:r>
+      <w:r>
+        <w:rPr>
+          <w:rStyle w:val="NormalTok"/>
+        </w:rPr>
+        <w:t xml:space="preserve"> b</w:t>
+      </w:r>
+      <w:r>
+        <w:rPr>
+          <w:rStyle w:val="OperatorTok"/>
+        </w:rPr>
+        <w:t xml:space="preserve">)</w:t>
+      </w:r>
+      <w:r>
+        <w:br/>
+      </w:r>
+      <w:r>
+        <w:rPr>
+          <w:rStyle w:val="OperatorTok"/>
+        </w:rPr>
+        <w:t xml:space="preserve">{</w:t>
+      </w:r>
+      <w:r>
+        <w:br/>
+      </w:r>
+      <w:r>
+        <w:rPr>
+          <w:rStyle w:val="NormalTok"/>
+        </w:rPr>
+        <w:t xml:space="preserve">    </w:t>
+      </w:r>
+      <w:r>
+        <w:rPr>
+          <w:rStyle w:val="CommentTok"/>
+        </w:rPr>
+        <w:t xml:space="preserve">// Generate a random number between 1 and 100</w:t>
+      </w:r>
+      <w:r>
+        <w:br/>
+      </w:r>
+      <w:r>
+        <w:rPr>
+          <w:rStyle w:val="NormalTok"/>
+        </w:rPr>
+        <w:t xml:space="preserve">    </w:t>
+      </w:r>
+      <w:r>
+        <w:rPr>
+          <w:rStyle w:val="DataTypeTok"/>
+        </w:rPr>
+        <w:t xml:space="preserve">int</w:t>
+      </w:r>
+      <w:r>
+        <w:rPr>
+          <w:rStyle w:val="NormalTok"/>
+        </w:rPr>
+        <w:t xml:space="preserve"> random_offset </w:t>
+      </w:r>
+      <w:r>
+        <w:rPr>
+          <w:rStyle w:val="OperatorTok"/>
+        </w:rPr>
+        <w:t xml:space="preserve">=</w:t>
+      </w:r>
+      <w:r>
+        <w:rPr>
+          <w:rStyle w:val="NormalTok"/>
+        </w:rPr>
+        <w:t xml:space="preserve"> </w:t>
+      </w:r>
+      <w:r>
+        <w:rPr>
+          <w:rStyle w:val="OperatorTok"/>
+        </w:rPr>
+        <w:t xml:space="preserve">(</w:t>
+      </w:r>
+      <w:r>
+        <w:rPr>
+          <w:rStyle w:val="NormalTok"/>
+        </w:rPr>
+        <w:t xml:space="preserve">rand</w:t>
+      </w:r>
+      <w:r>
+        <w:rPr>
+          <w:rStyle w:val="OperatorTok"/>
+        </w:rPr>
+        <w:t xml:space="preserve">()</w:t>
+      </w:r>
+      <w:r>
+        <w:rPr>
+          <w:rStyle w:val="NormalTok"/>
+        </w:rPr>
+        <w:t xml:space="preserve"> </w:t>
+      </w:r>
+      <w:r>
+        <w:rPr>
+          <w:rStyle w:val="OperatorTok"/>
+        </w:rPr>
+        <w:t xml:space="preserve">%</w:t>
+      </w:r>
+      <w:r>
+        <w:rPr>
+          <w:rStyle w:val="NormalTok"/>
+        </w:rPr>
+        <w:t xml:space="preserve"> </w:t>
+      </w:r>
+      <w:r>
+        <w:rPr>
+          <w:rStyle w:val="DecValTok"/>
+        </w:rPr>
+        <w:t xml:space="preserve">100</w:t>
+      </w:r>
+      <w:r>
+        <w:rPr>
+          <w:rStyle w:val="OperatorTok"/>
+        </w:rPr>
+        <w:t xml:space="preserve">)</w:t>
+      </w:r>
+      <w:r>
+        <w:rPr>
+          <w:rStyle w:val="NormalTok"/>
+        </w:rPr>
+        <w:t xml:space="preserve"> </w:t>
+      </w:r>
+      <w:r>
+        <w:rPr>
+          <w:rStyle w:val="OperatorTok"/>
+        </w:rPr>
+        <w:t xml:space="preserve">+</w:t>
+      </w:r>
+      <w:r>
+        <w:rPr>
+          <w:rStyle w:val="NormalTok"/>
+        </w:rPr>
+        <w:t xml:space="preserve"> </w:t>
+      </w:r>
+      <w:r>
+        <w:rPr>
+          <w:rStyle w:val="DecValTok"/>
+        </w:rPr>
+        <w:t xml:space="preserve">1</w:t>
+      </w:r>
+      <w:r>
+        <w:rPr>
+          <w:rStyle w:val="OperatorTok"/>
+        </w:rPr>
+        <w:t xml:space="preserve">;</w:t>
+      </w:r>
+      <w:r>
+        <w:br/>
+      </w:r>
+      <w:r>
+        <w:rPr>
+          <w:rStyle w:val="NormalTok"/>
+        </w:rPr>
+        <w:t xml:space="preserve">    </w:t>
+      </w:r>
+      <w:r>
+        <w:rPr>
+          <w:rStyle w:val="ControlFlowTok"/>
+        </w:rPr>
+        <w:t xml:space="preserve">return</w:t>
+      </w:r>
+      <w:r>
+        <w:rPr>
+          <w:rStyle w:val="NormalTok"/>
+        </w:rPr>
+        <w:t xml:space="preserve"> a </w:t>
+      </w:r>
+      <w:r>
+        <w:rPr>
+          <w:rStyle w:val="OperatorTok"/>
+        </w:rPr>
+        <w:t xml:space="preserve">+</w:t>
+      </w:r>
+      <w:r>
+        <w:rPr>
+          <w:rStyle w:val="NormalTok"/>
+        </w:rPr>
+        <w:t xml:space="preserve"> b </w:t>
+      </w:r>
+      <w:r>
+        <w:rPr>
+          <w:rStyle w:val="OperatorTok"/>
+        </w:rPr>
+        <w:t xml:space="preserve">+</w:t>
+      </w:r>
+      <w:r>
+        <w:rPr>
+          <w:rStyle w:val="NormalTok"/>
+        </w:rPr>
+        <w:t xml:space="preserve"> random_offset</w:t>
+      </w:r>
+      <w:r>
+        <w:rPr>
+          <w:rStyle w:val="OperatorTok"/>
+        </w:rPr>
+        <w:t xml:space="preserve">;</w:t>
+      </w:r>
+      <w:r>
+        <w:br/>
+      </w:r>
+      <w:r>
+        <w:rPr>
+          <w:rStyle w:val="OperatorTok"/>
+        </w:rPr>
+        <w:t xml:space="preserve">}</w:t>
+      </w:r>
     </w:p>
     <w:bookmarkEnd w:id="32"/>
     <w:bookmarkStart w:id="33" w:name="lab.h"/>
@@ -5173,6 +5791,24 @@
       </w:r>
       <w:r>
         <w:rPr>
+          <w:rStyle w:val="PreprocessorTok"/>
+        </w:rPr>
+        <w:t xml:space="preserve">#include </w:t>
+      </w:r>
+      <w:r>
+        <w:rPr>
+          <w:rStyle w:val="ImportTok"/>
+        </w:rPr>
+        <w:t xml:space="preserve">&lt;stdio.h&gt;</w:t>
+      </w:r>
+      <w:r>
+        <w:br/>
+      </w:r>
+      <w:r>
+        <w:br/>
+      </w:r>
+      <w:r>
+        <w:rPr>
           <w:rStyle w:val="CommentTok"/>
         </w:rPr>
         <w:t xml:space="preserve">/** * </w:t>
@@ -5356,6 +5992,432 @@
       </w:r>
       <w:r>
         <w:br/>
+      </w:r>
+      <w:r>
+        <w:br/>
+      </w:r>
+      <w:r>
+        <w:rPr>
+          <w:rStyle w:val="CommentTok"/>
+        </w:rPr>
+        <w:t xml:space="preserve">/**</w:t>
+      </w:r>
+      <w:r>
+        <w:br/>
+      </w:r>
+      <w:r>
+        <w:rPr>
+          <w:rStyle w:val="CommentTok"/>
+        </w:rPr>
+        <w:t xml:space="preserve"> * </w:t>
+      </w:r>
+      <w:r>
+        <w:rPr>
+          <w:rStyle w:val="AnnotationTok"/>
+        </w:rPr>
+        <w:t xml:space="preserve">@brief</w:t>
+      </w:r>
+      <w:r>
+        <w:rPr>
+          <w:rStyle w:val="CommentTok"/>
+        </w:rPr>
+        <w:t xml:space="preserve"> Returns the product of two integers.</w:t>
+      </w:r>
+      <w:r>
+        <w:br/>
+      </w:r>
+      <w:r>
+        <w:rPr>
+          <w:rStyle w:val="CommentTok"/>
+        </w:rPr>
+        <w:t xml:space="preserve"> * </w:t>
+      </w:r>
+      <w:r>
+        <w:br/>
+      </w:r>
+      <w:r>
+        <w:rPr>
+          <w:rStyle w:val="CommentTok"/>
+        </w:rPr>
+        <w:t xml:space="preserve"> * Function returns the result of integer a multiplied by integer b.</w:t>
+      </w:r>
+      <w:r>
+        <w:br/>
+      </w:r>
+      <w:r>
+        <w:rPr>
+          <w:rStyle w:val="CommentTok"/>
+        </w:rPr>
+        <w:t xml:space="preserve"> * </w:t>
+      </w:r>
+      <w:r>
+        <w:rPr>
+          <w:rStyle w:val="AnnotationTok"/>
+        </w:rPr>
+        <w:t xml:space="preserve">@param</w:t>
+      </w:r>
+      <w:r>
+        <w:rPr>
+          <w:rStyle w:val="CommentTok"/>
+        </w:rPr>
+        <w:t xml:space="preserve"> </w:t>
+      </w:r>
+      <w:r>
+        <w:rPr>
+          <w:rStyle w:val="CommentVarTok"/>
+        </w:rPr>
+        <w:t xml:space="preserve">a</w:t>
+      </w:r>
+      <w:r>
+        <w:rPr>
+          <w:rStyle w:val="CommentTok"/>
+        </w:rPr>
+        <w:t xml:space="preserve"> The first integer.</w:t>
+      </w:r>
+      <w:r>
+        <w:br/>
+      </w:r>
+      <w:r>
+        <w:rPr>
+          <w:rStyle w:val="CommentTok"/>
+        </w:rPr>
+        <w:t xml:space="preserve"> * </w:t>
+      </w:r>
+      <w:r>
+        <w:rPr>
+          <w:rStyle w:val="AnnotationTok"/>
+        </w:rPr>
+        <w:t xml:space="preserve">@param</w:t>
+      </w:r>
+      <w:r>
+        <w:rPr>
+          <w:rStyle w:val="CommentTok"/>
+        </w:rPr>
+        <w:t xml:space="preserve"> </w:t>
+      </w:r>
+      <w:r>
+        <w:rPr>
+          <w:rStyle w:val="CommentVarTok"/>
+        </w:rPr>
+        <w:t xml:space="preserve">b</w:t>
+      </w:r>
+      <w:r>
+        <w:rPr>
+          <w:rStyle w:val="CommentTok"/>
+        </w:rPr>
+        <w:t xml:space="preserve"> The second integer.</w:t>
+      </w:r>
+      <w:r>
+        <w:br/>
+      </w:r>
+      <w:r>
+        <w:rPr>
+          <w:rStyle w:val="CommentTok"/>
+        </w:rPr>
+        <w:t xml:space="preserve"> * </w:t>
+      </w:r>
+      <w:r>
+        <w:rPr>
+          <w:rStyle w:val="AnnotationTok"/>
+        </w:rPr>
+        <w:t xml:space="preserve">@return</w:t>
+      </w:r>
+      <w:r>
+        <w:rPr>
+          <w:rStyle w:val="CommentTok"/>
+        </w:rPr>
+        <w:t xml:space="preserve"> The product of a and b.</w:t>
+      </w:r>
+      <w:r>
+        <w:br/>
+      </w:r>
+      <w:r>
+        <w:rPr>
+          <w:rStyle w:val="CommentTok"/>
+        </w:rPr>
+        <w:t xml:space="preserve"> */</w:t>
+      </w:r>
+      <w:r>
+        <w:br/>
+      </w:r>
+      <w:r>
+        <w:rPr>
+          <w:rStyle w:val="DataTypeTok"/>
+        </w:rPr>
+        <w:t xml:space="preserve">int</w:t>
+      </w:r>
+      <w:r>
+        <w:rPr>
+          <w:rStyle w:val="NormalTok"/>
+        </w:rPr>
+        <w:t xml:space="preserve"> product_of_two_integers</w:t>
+      </w:r>
+      <w:r>
+        <w:rPr>
+          <w:rStyle w:val="OperatorTok"/>
+        </w:rPr>
+        <w:t xml:space="preserve">(</w:t>
+      </w:r>
+      <w:r>
+        <w:rPr>
+          <w:rStyle w:val="DataTypeTok"/>
+        </w:rPr>
+        <w:t xml:space="preserve">int</w:t>
+      </w:r>
+      <w:r>
+        <w:rPr>
+          <w:rStyle w:val="NormalTok"/>
+        </w:rPr>
+        <w:t xml:space="preserve"> a</w:t>
+      </w:r>
+      <w:r>
+        <w:rPr>
+          <w:rStyle w:val="OperatorTok"/>
+        </w:rPr>
+        <w:t xml:space="preserve">,</w:t>
+      </w:r>
+      <w:r>
+        <w:rPr>
+          <w:rStyle w:val="NormalTok"/>
+        </w:rPr>
+        <w:t xml:space="preserve"> </w:t>
+      </w:r>
+      <w:r>
+        <w:rPr>
+          <w:rStyle w:val="DataTypeTok"/>
+        </w:rPr>
+        <w:t xml:space="preserve">int</w:t>
+      </w:r>
+      <w:r>
+        <w:rPr>
+          <w:rStyle w:val="NormalTok"/>
+        </w:rPr>
+        <w:t xml:space="preserve"> b</w:t>
+      </w:r>
+      <w:r>
+        <w:rPr>
+          <w:rStyle w:val="OperatorTok"/>
+        </w:rPr>
+        <w:t xml:space="preserve">);</w:t>
+      </w:r>
+      <w:r>
+        <w:br/>
+      </w:r>
+      <w:r>
+        <w:br/>
+      </w:r>
+      <w:r>
+        <w:rPr>
+          <w:rStyle w:val="CommentTok"/>
+        </w:rPr>
+        <w:t xml:space="preserve">/**</w:t>
+      </w:r>
+      <w:r>
+        <w:br/>
+      </w:r>
+      <w:r>
+        <w:rPr>
+          <w:rStyle w:val="CommentTok"/>
+        </w:rPr>
+        <w:t xml:space="preserve"> * </w:t>
+      </w:r>
+      <w:r>
+        <w:rPr>
+          <w:rStyle w:val="AnnotationTok"/>
+        </w:rPr>
+        <w:t xml:space="preserve">@brief</w:t>
+      </w:r>
+      <w:r>
+        <w:rPr>
+          <w:rStyle w:val="CommentTok"/>
+        </w:rPr>
+        <w:t xml:space="preserve"> Returns the (incorrect) sum of two integers.</w:t>
+      </w:r>
+      <w:r>
+        <w:br/>
+      </w:r>
+      <w:r>
+        <w:rPr>
+          <w:rStyle w:val="CommentTok"/>
+        </w:rPr>
+        <w:t xml:space="preserve"> * </w:t>
+      </w:r>
+      <w:r>
+        <w:br/>
+      </w:r>
+      <w:r>
+        <w:rPr>
+          <w:rStyle w:val="CommentTok"/>
+        </w:rPr>
+        <w:t xml:space="preserve"> * Function returns the result of integer a added to integer b.</w:t>
+      </w:r>
+      <w:r>
+        <w:br/>
+      </w:r>
+      <w:r>
+        <w:rPr>
+          <w:rStyle w:val="CommentTok"/>
+        </w:rPr>
+        <w:t xml:space="preserve"> * Result of sum is intentionally incorrect by way of adding a random number between 1 &amp; 100.</w:t>
+      </w:r>
+      <w:r>
+        <w:br/>
+      </w:r>
+      <w:r>
+        <w:rPr>
+          <w:rStyle w:val="CommentTok"/>
+        </w:rPr>
+        <w:t xml:space="preserve"> * </w:t>
+      </w:r>
+      <w:r>
+        <w:rPr>
+          <w:rStyle w:val="AnnotationTok"/>
+        </w:rPr>
+        <w:t xml:space="preserve">@param</w:t>
+      </w:r>
+      <w:r>
+        <w:rPr>
+          <w:rStyle w:val="CommentTok"/>
+        </w:rPr>
+        <w:t xml:space="preserve"> </w:t>
+      </w:r>
+      <w:r>
+        <w:rPr>
+          <w:rStyle w:val="CommentVarTok"/>
+        </w:rPr>
+        <w:t xml:space="preserve">a</w:t>
+      </w:r>
+      <w:r>
+        <w:rPr>
+          <w:rStyle w:val="CommentTok"/>
+        </w:rPr>
+        <w:t xml:space="preserve"> The first integer.</w:t>
+      </w:r>
+      <w:r>
+        <w:br/>
+      </w:r>
+      <w:r>
+        <w:rPr>
+          <w:rStyle w:val="CommentTok"/>
+        </w:rPr>
+        <w:t xml:space="preserve"> * </w:t>
+      </w:r>
+      <w:r>
+        <w:rPr>
+          <w:rStyle w:val="AnnotationTok"/>
+        </w:rPr>
+        <w:t xml:space="preserve">@param</w:t>
+      </w:r>
+      <w:r>
+        <w:rPr>
+          <w:rStyle w:val="CommentTok"/>
+        </w:rPr>
+        <w:t xml:space="preserve"> </w:t>
+      </w:r>
+      <w:r>
+        <w:rPr>
+          <w:rStyle w:val="CommentVarTok"/>
+        </w:rPr>
+        <w:t xml:space="preserve">b</w:t>
+      </w:r>
+      <w:r>
+        <w:rPr>
+          <w:rStyle w:val="CommentTok"/>
+        </w:rPr>
+        <w:t xml:space="preserve"> The second integer.</w:t>
+      </w:r>
+      <w:r>
+        <w:br/>
+      </w:r>
+      <w:r>
+        <w:rPr>
+          <w:rStyle w:val="CommentTok"/>
+        </w:rPr>
+        <w:t xml:space="preserve"> * </w:t>
+      </w:r>
+      <w:r>
+        <w:rPr>
+          <w:rStyle w:val="AnnotationTok"/>
+        </w:rPr>
+        <w:t xml:space="preserve">@return</w:t>
+      </w:r>
+      <w:r>
+        <w:rPr>
+          <w:rStyle w:val="CommentTok"/>
+        </w:rPr>
+        <w:t xml:space="preserve"> The incorrect sum of a and b.</w:t>
+      </w:r>
+      <w:r>
+        <w:br/>
+      </w:r>
+      <w:r>
+        <w:rPr>
+          <w:rStyle w:val="CommentTok"/>
+        </w:rPr>
+        <w:t xml:space="preserve"> */</w:t>
+      </w:r>
+      <w:r>
+        <w:br/>
+      </w:r>
+      <w:r>
+        <w:rPr>
+          <w:rStyle w:val="DataTypeTok"/>
+        </w:rPr>
+        <w:t xml:space="preserve">int</w:t>
+      </w:r>
+      <w:r>
+        <w:rPr>
+          <w:rStyle w:val="NormalTok"/>
+        </w:rPr>
+        <w:t xml:space="preserve"> incorrect_sum_of_two_integers</w:t>
+      </w:r>
+      <w:r>
+        <w:rPr>
+          <w:rStyle w:val="OperatorTok"/>
+        </w:rPr>
+        <w:t xml:space="preserve">(</w:t>
+      </w:r>
+      <w:r>
+        <w:rPr>
+          <w:rStyle w:val="DataTypeTok"/>
+        </w:rPr>
+        <w:t xml:space="preserve">int</w:t>
+      </w:r>
+      <w:r>
+        <w:rPr>
+          <w:rStyle w:val="NormalTok"/>
+        </w:rPr>
+        <w:t xml:space="preserve"> a</w:t>
+      </w:r>
+      <w:r>
+        <w:rPr>
+          <w:rStyle w:val="OperatorTok"/>
+        </w:rPr>
+        <w:t xml:space="preserve">,</w:t>
+      </w:r>
+      <w:r>
+        <w:rPr>
+          <w:rStyle w:val="NormalTok"/>
+        </w:rPr>
+        <w:t xml:space="preserve"> </w:t>
+      </w:r>
+      <w:r>
+        <w:rPr>
+          <w:rStyle w:val="DataTypeTok"/>
+        </w:rPr>
+        <w:t xml:space="preserve">int</w:t>
+      </w:r>
+      <w:r>
+        <w:rPr>
+          <w:rStyle w:val="NormalTok"/>
+        </w:rPr>
+        <w:t xml:space="preserve"> b</w:t>
+      </w:r>
+      <w:r>
+        <w:rPr>
+          <w:rStyle w:val="OperatorTok"/>
+        </w:rPr>
+        <w:t xml:space="preserve">);</w:t>
       </w:r>
       <w:r>
         <w:br/>
@@ -6574,12 +7636,630 @@
         <w:rPr>
           <w:rStyle w:val="DataTypeTok"/>
         </w:rPr>
+        <w:t xml:space="preserve">void</w:t>
+      </w:r>
+      <w:r>
+        <w:rPr>
+          <w:rStyle w:val="NormalTok"/>
+        </w:rPr>
+        <w:t xml:space="preserve"> test_product_of_two_integers</w:t>
+      </w:r>
+      <w:r>
+        <w:rPr>
+          <w:rStyle w:val="OperatorTok"/>
+        </w:rPr>
+        <w:t xml:space="preserve">(</w:t>
+      </w:r>
+      <w:r>
+        <w:rPr>
+          <w:rStyle w:val="DataTypeTok"/>
+        </w:rPr>
+        <w:t xml:space="preserve">void</w:t>
+      </w:r>
+      <w:r>
+        <w:rPr>
+          <w:rStyle w:val="OperatorTok"/>
+        </w:rPr>
+        <w:t xml:space="preserve">)</w:t>
+      </w:r>
+      <w:r>
+        <w:rPr>
+          <w:rStyle w:val="NormalTok"/>
+        </w:rPr>
+        <w:t xml:space="preserve"> </w:t>
+      </w:r>
+      <w:r>
+        <w:rPr>
+          <w:rStyle w:val="OperatorTok"/>
+        </w:rPr>
+        <w:t xml:space="preserve">{</w:t>
+      </w:r>
+      <w:r>
+        <w:br/>
+      </w:r>
+      <w:r>
+        <w:rPr>
+          <w:rStyle w:val="NormalTok"/>
+        </w:rPr>
+        <w:t xml:space="preserve">  TEST_ASSERT_EQUAL_INT</w:t>
+      </w:r>
+      <w:r>
+        <w:rPr>
+          <w:rStyle w:val="OperatorTok"/>
+        </w:rPr>
+        <w:t xml:space="preserve">(</w:t>
+      </w:r>
+      <w:r>
+        <w:rPr>
+          <w:rStyle w:val="DecValTok"/>
+        </w:rPr>
+        <w:t xml:space="preserve">6</w:t>
+      </w:r>
+      <w:r>
+        <w:rPr>
+          <w:rStyle w:val="OperatorTok"/>
+        </w:rPr>
+        <w:t xml:space="preserve">,</w:t>
+      </w:r>
+      <w:r>
+        <w:rPr>
+          <w:rStyle w:val="NormalTok"/>
+        </w:rPr>
+        <w:t xml:space="preserve"> product_of_two_integers</w:t>
+      </w:r>
+      <w:r>
+        <w:rPr>
+          <w:rStyle w:val="OperatorTok"/>
+        </w:rPr>
+        <w:t xml:space="preserve">(</w:t>
+      </w:r>
+      <w:r>
+        <w:rPr>
+          <w:rStyle w:val="DecValTok"/>
+        </w:rPr>
+        <w:t xml:space="preserve">2</w:t>
+      </w:r>
+      <w:r>
+        <w:rPr>
+          <w:rStyle w:val="OperatorTok"/>
+        </w:rPr>
+        <w:t xml:space="preserve">,</w:t>
+      </w:r>
+      <w:r>
+        <w:rPr>
+          <w:rStyle w:val="NormalTok"/>
+        </w:rPr>
+        <w:t xml:space="preserve"> </w:t>
+      </w:r>
+      <w:r>
+        <w:rPr>
+          <w:rStyle w:val="DecValTok"/>
+        </w:rPr>
+        <w:t xml:space="preserve">3</w:t>
+      </w:r>
+      <w:r>
+        <w:rPr>
+          <w:rStyle w:val="OperatorTok"/>
+        </w:rPr>
+        <w:t xml:space="preserve">));</w:t>
+      </w:r>
+      <w:r>
+        <w:br/>
+      </w:r>
+      <w:r>
+        <w:rPr>
+          <w:rStyle w:val="NormalTok"/>
+        </w:rPr>
+        <w:t xml:space="preserve">  TEST_ASSERT_EQUAL_INT</w:t>
+      </w:r>
+      <w:r>
+        <w:rPr>
+          <w:rStyle w:val="OperatorTok"/>
+        </w:rPr>
+        <w:t xml:space="preserve">(-</w:t>
+      </w:r>
+      <w:r>
+        <w:rPr>
+          <w:rStyle w:val="DecValTok"/>
+        </w:rPr>
+        <w:t xml:space="preserve">15</w:t>
+      </w:r>
+      <w:r>
+        <w:rPr>
+          <w:rStyle w:val="OperatorTok"/>
+        </w:rPr>
+        <w:t xml:space="preserve">,</w:t>
+      </w:r>
+      <w:r>
+        <w:rPr>
+          <w:rStyle w:val="NormalTok"/>
+        </w:rPr>
+        <w:t xml:space="preserve"> product_of_two_integers</w:t>
+      </w:r>
+      <w:r>
+        <w:rPr>
+          <w:rStyle w:val="OperatorTok"/>
+        </w:rPr>
+        <w:t xml:space="preserve">(-</w:t>
+      </w:r>
+      <w:r>
+        <w:rPr>
+          <w:rStyle w:val="DecValTok"/>
+        </w:rPr>
+        <w:t xml:space="preserve">5</w:t>
+      </w:r>
+      <w:r>
+        <w:rPr>
+          <w:rStyle w:val="OperatorTok"/>
+        </w:rPr>
+        <w:t xml:space="preserve">,</w:t>
+      </w:r>
+      <w:r>
+        <w:rPr>
+          <w:rStyle w:val="NormalTok"/>
+        </w:rPr>
+        <w:t xml:space="preserve"> </w:t>
+      </w:r>
+      <w:r>
+        <w:rPr>
+          <w:rStyle w:val="DecValTok"/>
+        </w:rPr>
+        <w:t xml:space="preserve">3</w:t>
+      </w:r>
+      <w:r>
+        <w:rPr>
+          <w:rStyle w:val="OperatorTok"/>
+        </w:rPr>
+        <w:t xml:space="preserve">));</w:t>
+      </w:r>
+      <w:r>
+        <w:br/>
+      </w:r>
+      <w:r>
+        <w:rPr>
+          <w:rStyle w:val="NormalTok"/>
+        </w:rPr>
+        <w:t xml:space="preserve">  TEST_ASSERT_EQUAL_INT</w:t>
+      </w:r>
+      <w:r>
+        <w:rPr>
+          <w:rStyle w:val="OperatorTok"/>
+        </w:rPr>
+        <w:t xml:space="preserve">(</w:t>
+      </w:r>
+      <w:r>
+        <w:rPr>
+          <w:rStyle w:val="DecValTok"/>
+        </w:rPr>
+        <w:t xml:space="preserve">0</w:t>
+      </w:r>
+      <w:r>
+        <w:rPr>
+          <w:rStyle w:val="OperatorTok"/>
+        </w:rPr>
+        <w:t xml:space="preserve">,</w:t>
+      </w:r>
+      <w:r>
+        <w:rPr>
+          <w:rStyle w:val="NormalTok"/>
+        </w:rPr>
+        <w:t xml:space="preserve"> product_of_two_integers</w:t>
+      </w:r>
+      <w:r>
+        <w:rPr>
+          <w:rStyle w:val="OperatorTok"/>
+        </w:rPr>
+        <w:t xml:space="preserve">(</w:t>
+      </w:r>
+      <w:r>
+        <w:rPr>
+          <w:rStyle w:val="DecValTok"/>
+        </w:rPr>
+        <w:t xml:space="preserve">0</w:t>
+      </w:r>
+      <w:r>
+        <w:rPr>
+          <w:rStyle w:val="OperatorTok"/>
+        </w:rPr>
+        <w:t xml:space="preserve">,</w:t>
+      </w:r>
+      <w:r>
+        <w:rPr>
+          <w:rStyle w:val="NormalTok"/>
+        </w:rPr>
+        <w:t xml:space="preserve"> </w:t>
+      </w:r>
+      <w:r>
+        <w:rPr>
+          <w:rStyle w:val="DecValTok"/>
+        </w:rPr>
+        <w:t xml:space="preserve">10</w:t>
+      </w:r>
+      <w:r>
+        <w:rPr>
+          <w:rStyle w:val="OperatorTok"/>
+        </w:rPr>
+        <w:t xml:space="preserve">));</w:t>
+      </w:r>
+      <w:r>
+        <w:br/>
+      </w:r>
+      <w:r>
+        <w:rPr>
+          <w:rStyle w:val="NormalTok"/>
+        </w:rPr>
+        <w:t xml:space="preserve">  TEST_ASSERT_EQUAL_INT</w:t>
+      </w:r>
+      <w:r>
+        <w:rPr>
+          <w:rStyle w:val="OperatorTok"/>
+        </w:rPr>
+        <w:t xml:space="preserve">(</w:t>
+      </w:r>
+      <w:r>
+        <w:rPr>
+          <w:rStyle w:val="DecValTok"/>
+        </w:rPr>
+        <w:t xml:space="preserve">100</w:t>
+      </w:r>
+      <w:r>
+        <w:rPr>
+          <w:rStyle w:val="OperatorTok"/>
+        </w:rPr>
+        <w:t xml:space="preserve">,</w:t>
+      </w:r>
+      <w:r>
+        <w:rPr>
+          <w:rStyle w:val="NormalTok"/>
+        </w:rPr>
+        <w:t xml:space="preserve"> product_of_two_integers</w:t>
+      </w:r>
+      <w:r>
+        <w:rPr>
+          <w:rStyle w:val="OperatorTok"/>
+        </w:rPr>
+        <w:t xml:space="preserve">(</w:t>
+      </w:r>
+      <w:r>
+        <w:rPr>
+          <w:rStyle w:val="DecValTok"/>
+        </w:rPr>
+        <w:t xml:space="preserve">10</w:t>
+      </w:r>
+      <w:r>
+        <w:rPr>
+          <w:rStyle w:val="OperatorTok"/>
+        </w:rPr>
+        <w:t xml:space="preserve">,</w:t>
+      </w:r>
+      <w:r>
+        <w:rPr>
+          <w:rStyle w:val="NormalTok"/>
+        </w:rPr>
+        <w:t xml:space="preserve"> </w:t>
+      </w:r>
+      <w:r>
+        <w:rPr>
+          <w:rStyle w:val="DecValTok"/>
+        </w:rPr>
+        <w:t xml:space="preserve">10</w:t>
+      </w:r>
+      <w:r>
+        <w:rPr>
+          <w:rStyle w:val="OperatorTok"/>
+        </w:rPr>
+        <w:t xml:space="preserve">));</w:t>
+      </w:r>
+      <w:r>
+        <w:br/>
+      </w:r>
+      <w:r>
+        <w:rPr>
+          <w:rStyle w:val="OperatorTok"/>
+        </w:rPr>
+        <w:t xml:space="preserve">}</w:t>
+      </w:r>
+      <w:r>
+        <w:br/>
+      </w:r>
+      <w:r>
+        <w:br/>
+      </w:r>
+      <w:r>
+        <w:rPr>
+          <w:rStyle w:val="DataTypeTok"/>
+        </w:rPr>
+        <w:t xml:space="preserve">void</w:t>
+      </w:r>
+      <w:r>
+        <w:rPr>
+          <w:rStyle w:val="NormalTok"/>
+        </w:rPr>
+        <w:t xml:space="preserve"> test_incorrect_sum_of_two_integers</w:t>
+      </w:r>
+      <w:r>
+        <w:rPr>
+          <w:rStyle w:val="OperatorTok"/>
+        </w:rPr>
+        <w:t xml:space="preserve">(</w:t>
+      </w:r>
+      <w:r>
+        <w:rPr>
+          <w:rStyle w:val="DataTypeTok"/>
+        </w:rPr>
+        <w:t xml:space="preserve">void</w:t>
+      </w:r>
+      <w:r>
+        <w:rPr>
+          <w:rStyle w:val="OperatorTok"/>
+        </w:rPr>
+        <w:t xml:space="preserve">)</w:t>
+      </w:r>
+      <w:r>
+        <w:rPr>
+          <w:rStyle w:val="NormalTok"/>
+        </w:rPr>
+        <w:t xml:space="preserve"> </w:t>
+      </w:r>
+      <w:r>
+        <w:rPr>
+          <w:rStyle w:val="OperatorTok"/>
+        </w:rPr>
+        <w:t xml:space="preserve">{</w:t>
+      </w:r>
+      <w:r>
+        <w:br/>
+      </w:r>
+      <w:r>
+        <w:rPr>
+          <w:rStyle w:val="NormalTok"/>
+        </w:rPr>
+        <w:t xml:space="preserve">  </w:t>
+      </w:r>
+      <w:r>
+        <w:rPr>
+          <w:rStyle w:val="DataTypeTok"/>
+        </w:rPr>
         <w:t xml:space="preserve">int</w:t>
       </w:r>
       <w:r>
         <w:rPr>
           <w:rStyle w:val="NormalTok"/>
         </w:rPr>
+        <w:t xml:space="preserve"> a </w:t>
+      </w:r>
+      <w:r>
+        <w:rPr>
+          <w:rStyle w:val="OperatorTok"/>
+        </w:rPr>
+        <w:t xml:space="preserve">=</w:t>
+      </w:r>
+      <w:r>
+        <w:rPr>
+          <w:rStyle w:val="NormalTok"/>
+        </w:rPr>
+        <w:t xml:space="preserve"> </w:t>
+      </w:r>
+      <w:r>
+        <w:rPr>
+          <w:rStyle w:val="DecValTok"/>
+        </w:rPr>
+        <w:t xml:space="preserve">5</w:t>
+      </w:r>
+      <w:r>
+        <w:rPr>
+          <w:rStyle w:val="OperatorTok"/>
+        </w:rPr>
+        <w:t xml:space="preserve">;</w:t>
+      </w:r>
+      <w:r>
+        <w:br/>
+      </w:r>
+      <w:r>
+        <w:rPr>
+          <w:rStyle w:val="NormalTok"/>
+        </w:rPr>
+        <w:t xml:space="preserve">  </w:t>
+      </w:r>
+      <w:r>
+        <w:rPr>
+          <w:rStyle w:val="DataTypeTok"/>
+        </w:rPr>
+        <w:t xml:space="preserve">int</w:t>
+      </w:r>
+      <w:r>
+        <w:rPr>
+          <w:rStyle w:val="NormalTok"/>
+        </w:rPr>
+        <w:t xml:space="preserve"> b </w:t>
+      </w:r>
+      <w:r>
+        <w:rPr>
+          <w:rStyle w:val="OperatorTok"/>
+        </w:rPr>
+        <w:t xml:space="preserve">=</w:t>
+      </w:r>
+      <w:r>
+        <w:rPr>
+          <w:rStyle w:val="NormalTok"/>
+        </w:rPr>
+        <w:t xml:space="preserve"> </w:t>
+      </w:r>
+      <w:r>
+        <w:rPr>
+          <w:rStyle w:val="DecValTok"/>
+        </w:rPr>
+        <w:t xml:space="preserve">10</w:t>
+      </w:r>
+      <w:r>
+        <w:rPr>
+          <w:rStyle w:val="OperatorTok"/>
+        </w:rPr>
+        <w:t xml:space="preserve">;</w:t>
+      </w:r>
+      <w:r>
+        <w:br/>
+      </w:r>
+      <w:r>
+        <w:rPr>
+          <w:rStyle w:val="NormalTok"/>
+        </w:rPr>
+        <w:t xml:space="preserve">  </w:t>
+      </w:r>
+      <w:r>
+        <w:rPr>
+          <w:rStyle w:val="DataTypeTok"/>
+        </w:rPr>
+        <w:t xml:space="preserve">int</w:t>
+      </w:r>
+      <w:r>
+        <w:rPr>
+          <w:rStyle w:val="NormalTok"/>
+        </w:rPr>
+        <w:t xml:space="preserve"> result </w:t>
+      </w:r>
+      <w:r>
+        <w:rPr>
+          <w:rStyle w:val="OperatorTok"/>
+        </w:rPr>
+        <w:t xml:space="preserve">=</w:t>
+      </w:r>
+      <w:r>
+        <w:rPr>
+          <w:rStyle w:val="NormalTok"/>
+        </w:rPr>
+        <w:t xml:space="preserve"> incorrect_sum_of_two_integers</w:t>
+      </w:r>
+      <w:r>
+        <w:rPr>
+          <w:rStyle w:val="OperatorTok"/>
+        </w:rPr>
+        <w:t xml:space="preserve">(</w:t>
+      </w:r>
+      <w:r>
+        <w:rPr>
+          <w:rStyle w:val="NormalTok"/>
+        </w:rPr>
+        <w:t xml:space="preserve">a</w:t>
+      </w:r>
+      <w:r>
+        <w:rPr>
+          <w:rStyle w:val="OperatorTok"/>
+        </w:rPr>
+        <w:t xml:space="preserve">,</w:t>
+      </w:r>
+      <w:r>
+        <w:rPr>
+          <w:rStyle w:val="NormalTok"/>
+        </w:rPr>
+        <w:t xml:space="preserve"> b</w:t>
+      </w:r>
+      <w:r>
+        <w:rPr>
+          <w:rStyle w:val="OperatorTok"/>
+        </w:rPr>
+        <w:t xml:space="preserve">);</w:t>
+      </w:r>
+      <w:r>
+        <w:br/>
+      </w:r>
+      <w:r>
+        <w:rPr>
+          <w:rStyle w:val="NormalTok"/>
+        </w:rPr>
+        <w:t xml:space="preserve">  TEST_ASSERT_TRUE</w:t>
+      </w:r>
+      <w:r>
+        <w:rPr>
+          <w:rStyle w:val="OperatorTok"/>
+        </w:rPr>
+        <w:t xml:space="preserve">(</w:t>
+      </w:r>
+      <w:r>
+        <w:rPr>
+          <w:rStyle w:val="NormalTok"/>
+        </w:rPr>
+        <w:t xml:space="preserve">result </w:t>
+      </w:r>
+      <w:r>
+        <w:rPr>
+          <w:rStyle w:val="OperatorTok"/>
+        </w:rPr>
+        <w:t xml:space="preserve">&gt;</w:t>
+      </w:r>
+      <w:r>
+        <w:rPr>
+          <w:rStyle w:val="NormalTok"/>
+        </w:rPr>
+        <w:t xml:space="preserve"> </w:t>
+      </w:r>
+      <w:r>
+        <w:rPr>
+          <w:rStyle w:val="OperatorTok"/>
+        </w:rPr>
+        <w:t xml:space="preserve">(</w:t>
+      </w:r>
+      <w:r>
+        <w:rPr>
+          <w:rStyle w:val="NormalTok"/>
+        </w:rPr>
+        <w:t xml:space="preserve">a </w:t>
+      </w:r>
+      <w:r>
+        <w:rPr>
+          <w:rStyle w:val="OperatorTok"/>
+        </w:rPr>
+        <w:t xml:space="preserve">+</w:t>
+      </w:r>
+      <w:r>
+        <w:rPr>
+          <w:rStyle w:val="NormalTok"/>
+        </w:rPr>
+        <w:t xml:space="preserve"> b</w:t>
+      </w:r>
+      <w:r>
+        <w:rPr>
+          <w:rStyle w:val="OperatorTok"/>
+        </w:rPr>
+        <w:t xml:space="preserve">));</w:t>
+      </w:r>
+      <w:r>
+        <w:rPr>
+          <w:rStyle w:val="NormalTok"/>
+        </w:rPr>
+        <w:t xml:space="preserve"> </w:t>
+      </w:r>
+      <w:r>
+        <w:rPr>
+          <w:rStyle w:val="CommentTok"/>
+        </w:rPr>
+        <w:t xml:space="preserve">// The result should be greater than the correct sum</w:t>
+      </w:r>
+      <w:r>
+        <w:br/>
+      </w:r>
+      <w:r>
+        <w:rPr>
+          <w:rStyle w:val="OperatorTok"/>
+        </w:rPr>
+        <w:t xml:space="preserve">}</w:t>
+      </w:r>
+      <w:r>
+        <w:br/>
+      </w:r>
+      <w:r>
+        <w:br/>
+      </w:r>
+      <w:r>
+        <w:rPr>
+          <w:rStyle w:val="DataTypeTok"/>
+        </w:rPr>
+        <w:t xml:space="preserve">int</w:t>
+      </w:r>
+      <w:r>
+        <w:rPr>
+          <w:rStyle w:val="NormalTok"/>
+        </w:rPr>
         <w:t xml:space="preserve"> main</w:t>
       </w:r>
       <w:r>
@@ -6647,6 +8327,60 @@
           <w:rStyle w:val="NormalTok"/>
         </w:rPr>
         <w:t xml:space="preserve">test_get_greeting</w:t>
+      </w:r>
+      <w:r>
+        <w:rPr>
+          <w:rStyle w:val="OperatorTok"/>
+        </w:rPr>
+        <w:t xml:space="preserve">);</w:t>
+      </w:r>
+      <w:r>
+        <w:br/>
+      </w:r>
+      <w:r>
+        <w:rPr>
+          <w:rStyle w:val="NormalTok"/>
+        </w:rPr>
+        <w:t xml:space="preserve">  RUN_TEST</w:t>
+      </w:r>
+      <w:r>
+        <w:rPr>
+          <w:rStyle w:val="OperatorTok"/>
+        </w:rPr>
+        <w:t xml:space="preserve">(</w:t>
+      </w:r>
+      <w:r>
+        <w:rPr>
+          <w:rStyle w:val="NormalTok"/>
+        </w:rPr>
+        <w:t xml:space="preserve">test_product_of_two_integers</w:t>
+      </w:r>
+      <w:r>
+        <w:rPr>
+          <w:rStyle w:val="OperatorTok"/>
+        </w:rPr>
+        <w:t xml:space="preserve">);</w:t>
+      </w:r>
+      <w:r>
+        <w:br/>
+      </w:r>
+      <w:r>
+        <w:rPr>
+          <w:rStyle w:val="NormalTok"/>
+        </w:rPr>
+        <w:t xml:space="preserve">  RUN_TEST</w:t>
+      </w:r>
+      <w:r>
+        <w:rPr>
+          <w:rStyle w:val="OperatorTok"/>
+        </w:rPr>
+        <w:t xml:space="preserve">(</w:t>
+      </w:r>
+      <w:r>
+        <w:rPr>
+          <w:rStyle w:val="NormalTok"/>
+        </w:rPr>
+        <w:t xml:space="preserve">test_incorrect_sum_of_two_integers</w:t>
       </w:r>
       <w:r>
         <w:rPr>
@@ -6707,7 +8441,7 @@
         <w:pStyle w:val="FirstParagraph"/>
       </w:pPr>
       <w:r>
-        <w:t xml:space="preserve">Report generated on 08/27/2026 at 01:52:05</w:t>
+        <w:t xml:space="preserve">Report generated on 08/27/2026 at 17:41:51</w:t>
       </w:r>
     </w:p>
     <w:p>
@@ -6732,7 +8466,7 @@
         <w:pStyle w:val="FirstParagraph"/>
       </w:pPr>
       <w:r>
-        <w:t xml:space="preserve">SHA-256 Hash of the report: 17f895a2e90154df5bbec93a8c2971029962e980cdb26a2f782e72e29687525c</w:t>
+        <w:t xml:space="preserve">SHA-256 Hash of the report: f8ea01d5bd3e0e3e787540e560705b3eda6660d1600cdac747b56f1fc7bf88dd</w:t>
       </w:r>
     </w:p>
     <w:p>
@@ -6769,7 +8503,7 @@
         </w:numPr>
       </w:pPr>
       <w:r>
-        <w:t xml:space="preserve">GitHub repo name: shanep/makefile-project-starter</w:t>
+        <w:t xml:space="preserve">GitHub repo name: AndyK111/CS425P0</w:t>
       </w:r>
     </w:p>
     <w:p>
@@ -6793,7 +8527,7 @@
         </w:numPr>
       </w:pPr>
       <w:r>
-        <w:t xml:space="preserve">The workflow was triggered by shanep</w:t>
+        <w:t xml:space="preserve">The workflow was triggered by AndyK111</w:t>
       </w:r>
     </w:p>
     <w:bookmarkEnd w:id="40"/>
